--- a/Reports/Team/Meeting Agendas/Meeting Agenda - 1 - Murf Max.docx
+++ b/Reports/Team/Meeting Agendas/Meeting Agenda - 1 - Murf Max.docx
@@ -260,7 +260,6 @@
                   <w:placeholder>
                     <w:docPart w:val="5A8A032F1293478A8FE2B7DC7C2CAD3A"/>
                   </w:placeholder>
-                  <w:showingPlcHdr/>
                   <w15:appearance w15:val="hidden"/>
                 </w:sdtPr>
                 <w:sdtContent>
@@ -276,7 +275,7 @@
                         <w:spacing w:after="0"/>
                       </w:pPr>
                       <w:r>
-                        <w:t>[Facilitator]</w:t>
+                        <w:t>Jay Reid</w:t>
                       </w:r>
                     </w:p>
                   </w:tc>
@@ -306,7 +305,6 @@
                   <w:placeholder>
                     <w:docPart w:val="F7C0764356B44C748E8C238769E4AA65"/>
                   </w:placeholder>
-                  <w:showingPlcHdr/>
                   <w15:appearance w15:val="hidden"/>
                 </w:sdtPr>
                 <w:sdtContent>
@@ -322,7 +320,7 @@
                         <w:spacing w:after="0"/>
                       </w:pPr>
                       <w:r>
-                        <w:t>[Note taker]</w:t>
+                        <w:t>Aiden Doull</w:t>
                       </w:r>
                     </w:p>
                   </w:tc>
@@ -359,7 +357,6 @@
                     <w:placeholder>
                       <w:docPart w:val="0988E3ADB1AB4FF8AFA1ED5F6A5EC71E"/>
                     </w:placeholder>
-                    <w:showingPlcHdr/>
                     <w15:appearance w15:val="hidden"/>
                   </w:sdtPr>
                   <w:sdtContent>
@@ -368,8 +365,13 @@
                         <w:spacing w:after="0"/>
                       </w:pPr>
                       <w:r>
-                        <w:t>[Timekeeper]</w:t>
+                        <w:t xml:space="preserve">Gheorghe </w:t>
                       </w:r>
+                      <w:proofErr w:type="spellStart"/>
+                      <w:r>
+                        <w:t>Botiz</w:t>
+                      </w:r>
+                      <w:proofErr w:type="spellEnd"/>
                     </w:p>
                   </w:sdtContent>
                 </w:sdt>
@@ -394,8 +396,24 @@
               <w:spacing w:after="0"/>
             </w:pPr>
             <w:r>
-              <w:t>Attendees: full names of each group member</w:t>
+              <w:t xml:space="preserve">Attendees: </w:t>
             </w:r>
+            <w:r>
+              <w:t xml:space="preserve">Jay Reid, Aiden Doull, Gheorghe </w:t>
+            </w:r>
+            <w:proofErr w:type="spellStart"/>
+            <w:r>
+              <w:t>Botiz</w:t>
+            </w:r>
+            <w:proofErr w:type="spellEnd"/>
+            <w:r>
+              <w:t xml:space="preserve">, Max </w:t>
+            </w:r>
+            <w:proofErr w:type="spellStart"/>
+            <w:r>
+              <w:t>Elpris</w:t>
+            </w:r>
+            <w:proofErr w:type="spellEnd"/>
           </w:p>
           <w:p>
             <w:pPr>
@@ -2962,11 +2980,14 @@
     <w:rsidRoot w:val="003F6E5F"/>
     <w:rsid w:val="00050B27"/>
     <w:rsid w:val="00133151"/>
+    <w:rsid w:val="001D7EB1"/>
     <w:rsid w:val="003F6E5F"/>
+    <w:rsid w:val="00597953"/>
     <w:rsid w:val="007B2B78"/>
     <w:rsid w:val="008D035E"/>
     <w:rsid w:val="00A45D0E"/>
     <w:rsid w:val="00AD357F"/>
+    <w:rsid w:val="00B43166"/>
   </w:rsids>
   <m:mathPr>
     <m:mathFont m:val="Cambria Math"/>
